--- a/downloads/teacher/05 Materials/Unit 06/Handouts/Handout 06.03 - Waste Audit Data Sheet and Scale Up.docx
+++ b/downloads/teacher/05 Materials/Unit 06/Handouts/Handout 06.03 - Waste Audit Data Sheet and Scale Up.docx
@@ -1725,11 +1725,17 @@
         </w:rPr>
         <w:t xml:space="preserve">The two errors to watch for:</w:t>
       </w:r>
-      <w:r>
-        <w:t xml:space="preserve"> </w:t>
-      </w:r>
-      <w:r>
-        <w:t xml:space="preserve">1. Multiplying by 180 before dividing by the number of days. The redirect is one question:</w:t>
+    </w:p>
+    <w:p>
+      <w:pPr>
+        <w:numPr>
+          <w:ilvl w:val="0"/>
+          <w:numId w:val="1002"/>
+        </w:numPr>
+        <w:pStyle w:val="Compact"/>
+      </w:pPr>
+      <w:r>
+        <w:t xml:space="preserve">Multiplying by 180 before dividing by the number of days. The redirect is one question:</w:t>
       </w:r>
       <w:r>
         <w:t xml:space="preserve"> </w:t>
@@ -1743,11 +1749,17 @@
       <w:r>
         <w:t xml:space="preserve">”</w:t>
       </w:r>
-      <w:r>
-        <w:t xml:space="preserve"> </w:t>
-      </w:r>
-      <w:r>
-        <w:t xml:space="preserve">2. Losing the unit. Ask</w:t>
+    </w:p>
+    <w:p>
+      <w:pPr>
+        <w:numPr>
+          <w:ilvl w:val="0"/>
+          <w:numId w:val="1002"/>
+        </w:numPr>
+        <w:pStyle w:val="Compact"/>
+      </w:pPr>
+      <w:r>
+        <w:t xml:space="preserve">Losing the unit. Ask</w:t>
       </w:r>
       <w:r>
         <w:t xml:space="preserve"> </w:t>
@@ -1770,7 +1782,7 @@
     </w:p>
     <w:p>
       <w:pPr>
-        <w:pStyle w:val="BodyText"/>
+        <w:pStyle w:val="FirstParagraph"/>
       </w:pPr>
       <w:r>
         <w:rPr>
@@ -1778,15 +1790,15 @@
         </w:rPr>
         <w:t xml:space="preserve">Part 4, what a real change looks like:</w:t>
       </w:r>
-      <w:r>
-        <w:t xml:space="preserve"> </w:t>
-      </w:r>
-      <w:r>
-        <w:t xml:space="preserve">-</w:t>
-      </w:r>
-      <w:r>
-        <w:t xml:space="preserve"> </w:t>
-      </w:r>
+    </w:p>
+    <w:p>
+      <w:pPr>
+        <w:numPr>
+          <w:ilvl w:val="0"/>
+          <w:numId w:val="1003"/>
+        </w:numPr>
+        <w:pStyle w:val="Compact"/>
+      </w:pPr>
       <w:r>
         <w:t xml:space="preserve">“</w:t>
       </w:r>
@@ -1796,15 +1808,15 @@
       <w:r>
         <w:t xml:space="preserve">”</w:t>
       </w:r>
-      <w:r>
-        <w:t xml:space="preserve"> </w:t>
-      </w:r>
-      <w:r>
-        <w:t xml:space="preserve">-</w:t>
-      </w:r>
-      <w:r>
-        <w:t xml:space="preserve"> </w:t>
-      </w:r>
+    </w:p>
+    <w:p>
+      <w:pPr>
+        <w:numPr>
+          <w:ilvl w:val="0"/>
+          <w:numId w:val="1003"/>
+        </w:numPr>
+        <w:pStyle w:val="Compact"/>
+      </w:pPr>
       <w:r>
         <w:t xml:space="preserve">“</w:t>
       </w:r>
@@ -1814,15 +1826,15 @@
       <w:r>
         <w:t xml:space="preserve">”</w:t>
       </w:r>
-      <w:r>
-        <w:t xml:space="preserve"> </w:t>
-      </w:r>
-      <w:r>
-        <w:t xml:space="preserve">-</w:t>
-      </w:r>
-      <w:r>
-        <w:t xml:space="preserve"> </w:t>
-      </w:r>
+    </w:p>
+    <w:p>
+      <w:pPr>
+        <w:numPr>
+          <w:ilvl w:val="0"/>
+          <w:numId w:val="1003"/>
+        </w:numPr>
+        <w:pStyle w:val="Compact"/>
+      </w:pPr>
       <w:r>
         <w:t xml:space="preserve">“</w:t>
       </w:r>
@@ -1832,15 +1844,15 @@
       <w:r>
         <w:t xml:space="preserve">”</w:t>
       </w:r>
-      <w:r>
-        <w:t xml:space="preserve"> </w:t>
-      </w:r>
-      <w:r>
-        <w:t xml:space="preserve">-</w:t>
-      </w:r>
-      <w:r>
-        <w:t xml:space="preserve"> </w:t>
-      </w:r>
+    </w:p>
+    <w:p>
+      <w:pPr>
+        <w:numPr>
+          <w:ilvl w:val="0"/>
+          <w:numId w:val="1003"/>
+        </w:numPr>
+        <w:pStyle w:val="Compact"/>
+      </w:pPr>
       <w:r>
         <w:t xml:space="preserve">“</w:t>
       </w:r>
@@ -1853,7 +1865,7 @@
     </w:p>
     <w:p>
       <w:pPr>
-        <w:pStyle w:val="BodyText"/>
+        <w:pStyle w:val="FirstParagraph"/>
       </w:pPr>
       <w:r>
         <w:t xml:space="preserve">Not a change:</w:t>
@@ -2240,6 +2252,109 @@
       </w:pPr>
     </w:lvl>
   </w:abstractNum>
+  <w:abstractNum w:abstractNumId="991">
+    <w:nsid w:val="71315dca"/>
+    <w:multiLevelType w:val="multilevel"/>
+    <w:lvl w:ilvl="0">
+      <w:numFmt w:val="bullet"/>
+      <w:lvlText w:val="•"/>
+      <w:lvlJc w:val="left"/>
+      <w:pPr>
+        <w:tabs>
+          <w:tab w:val="num" w:pos="0"/>
+        </w:tabs>
+        <w:ind w:left="480" w:hanging="480"/>
+      </w:pPr>
+    </w:lvl>
+    <w:lvl w:ilvl="1">
+      <w:numFmt w:val="bullet"/>
+      <w:lvlText w:val="–"/>
+      <w:lvlJc w:val="left"/>
+      <w:pPr>
+        <w:tabs>
+          <w:tab w:val="num" w:pos="720"/>
+        </w:tabs>
+        <w:ind w:left="1200" w:hanging="480"/>
+      </w:pPr>
+    </w:lvl>
+    <w:lvl w:ilvl="2">
+      <w:numFmt w:val="bullet"/>
+      <w:lvlText w:val="•"/>
+      <w:lvlJc w:val="left"/>
+      <w:pPr>
+        <w:tabs>
+          <w:tab w:val="num" w:pos="1440"/>
+        </w:tabs>
+        <w:ind w:left="1920" w:hanging="480"/>
+      </w:pPr>
+    </w:lvl>
+    <w:lvl w:ilvl="3">
+      <w:numFmt w:val="bullet"/>
+      <w:lvlText w:val="–"/>
+      <w:lvlJc w:val="left"/>
+      <w:pPr>
+        <w:tabs>
+          <w:tab w:val="num" w:pos="2160"/>
+        </w:tabs>
+        <w:ind w:left="2640" w:hanging="480"/>
+      </w:pPr>
+    </w:lvl>
+    <w:lvl w:ilvl="4">
+      <w:numFmt w:val="bullet"/>
+      <w:lvlText w:val="•"/>
+      <w:lvlJc w:val="left"/>
+      <w:pPr>
+        <w:tabs>
+          <w:tab w:val="num" w:pos="2880"/>
+        </w:tabs>
+        <w:ind w:left="3360" w:hanging="480"/>
+      </w:pPr>
+    </w:lvl>
+    <w:lvl w:ilvl="5">
+      <w:numFmt w:val="bullet"/>
+      <w:lvlText w:val="–"/>
+      <w:lvlJc w:val="left"/>
+      <w:pPr>
+        <w:tabs>
+          <w:tab w:val="num" w:pos="3600"/>
+        </w:tabs>
+        <w:ind w:left="4080" w:hanging="480"/>
+      </w:pPr>
+    </w:lvl>
+    <w:lvl w:ilvl="6">
+      <w:numFmt w:val="bullet"/>
+      <w:lvlText w:val="•"/>
+      <w:lvlJc w:val="left"/>
+      <w:pPr>
+        <w:tabs>
+          <w:tab w:val="num" w:pos="4320"/>
+        </w:tabs>
+        <w:ind w:left="4800" w:hanging="480"/>
+      </w:pPr>
+    </w:lvl>
+    <w:lvl w:ilvl="7">
+      <w:numFmt w:val="bullet"/>
+      <w:lvlText w:val="–"/>
+      <w:lvlJc w:val="left"/>
+      <w:pPr>
+        <w:tabs>
+          <w:tab w:val="num" w:pos="5040"/>
+        </w:tabs>
+        <w:ind w:left="5520" w:hanging="480"/>
+      </w:pPr>
+    </w:lvl>
+    <w:lvl w:ilvl="8">
+      <w:numFmt w:val="bullet"/>
+      <w:lvlText w:val="•"/>
+      <w:lvlJc w:val="left"/>
+      <w:pPr>
+        <w:tabs>
+          <w:tab w:val="num" w:pos="5760"/>
+        </w:tabs>
+        <w:ind w:left="6240" w:hanging="480"/>
+      </w:pPr>
+    </w:lvl>
+  </w:abstractNum>
   <w:num w:numId="1000">
     <w:abstractNumId w:val="990"/>
   </w:num>
@@ -2272,6 +2387,39 @@
     <w:lvlOverride w:ilvl="8">
       <w:startOverride w:val="1"/>
     </w:lvlOverride>
+  </w:num>
+  <w:num w:numId="1002">
+    <w:abstractNumId w:val="99411"/>
+    <w:lvlOverride w:ilvl="0">
+      <w:startOverride w:val="1"/>
+    </w:lvlOverride>
+    <w:lvlOverride w:ilvl="1">
+      <w:startOverride w:val="1"/>
+    </w:lvlOverride>
+    <w:lvlOverride w:ilvl="2">
+      <w:startOverride w:val="1"/>
+    </w:lvlOverride>
+    <w:lvlOverride w:ilvl="3">
+      <w:startOverride w:val="1"/>
+    </w:lvlOverride>
+    <w:lvlOverride w:ilvl="4">
+      <w:startOverride w:val="1"/>
+    </w:lvlOverride>
+    <w:lvlOverride w:ilvl="5">
+      <w:startOverride w:val="1"/>
+    </w:lvlOverride>
+    <w:lvlOverride w:ilvl="6">
+      <w:startOverride w:val="1"/>
+    </w:lvlOverride>
+    <w:lvlOverride w:ilvl="7">
+      <w:startOverride w:val="1"/>
+    </w:lvlOverride>
+    <w:lvlOverride w:ilvl="8">
+      <w:startOverride w:val="1"/>
+    </w:lvlOverride>
+  </w:num>
+  <w:num w:numId="1003">
+    <w:abstractNumId w:val="991"/>
   </w:num>
 </w:numbering>
 </file>

--- a/downloads/teacher/05 Materials/Unit 06/Handouts/Handout 06.03 - Waste Audit Data Sheet and Scale Up.docx
+++ b/downloads/teacher/05 Materials/Unit 06/Handouts/Handout 06.03 - Waste Audit Data Sheet and Scale Up.docx
@@ -1241,15 +1241,6 @@
       <w:r>
         <w:t xml:space="preserve">Use an average food price per pound from this week’s store circular.</w:t>
       </w:r>
-      <w:r>
-        <w:t xml:space="preserve"> </w:t>
-      </w:r>
-      <w:r>
-        <w:rPr>
-          <w:rStyle w:val="TeacherNote"/>
-        </w:rPr>
-        <w:t xml:space="preserve">[Update from this week’s circular.]</w:t>
-      </w:r>
     </w:p>
     <w:p>
       <w:pPr>
@@ -1687,15 +1678,6 @@
       </w:pPr>
       <w:r>
         <w:t xml:space="preserve">Overall: about a third of the food produced in this country is never eaten, and the per-person figure most commonly cited is roughly 200 to 300 pounds a year of food thrown away.</w:t>
-      </w:r>
-      <w:r>
-        <w:t xml:space="preserve"> </w:t>
-      </w:r>
-      <w:r>
-        <w:rPr>
-          <w:rStyle w:val="TeacherNote"/>
-        </w:rPr>
-        <w:t xml:space="preserve">[Sal: pull the current USDA or EPA figure the week you teach it. Students will look it up on their phones, and it is better if your number matches theirs.]</w:t>
       </w:r>
     </w:p>
     <w:p>
